--- a/Word/15-convenio-tipo-universidades.docx
+++ b/Word/15-convenio-tipo-universidades.docx
@@ -1388,8 +1388,8 @@
         <w:tblLook w:firstColumn="1" w:firstRow="1" w:lastColumn="0" w:lastRow="0" w:noHBand="0" w:noVBand="1" w:val="04A0"/>
       </w:tblPr>
       <w:tblGrid>
-        <w:gridCol w:w="2540"/>
-        <w:gridCol w:w="7091"/>
+        <w:gridCol w:w="2923"/>
+        <w:gridCol w:w="6708"/>
       </w:tblGrid>
       <w:tr>
         <w:trPr>
@@ -1398,7 +1398,7 @@
         </w:trPr>
         <w:tc>
           <w:tcPr>
-            <w:tcW w:w="2540" w:type="dxa"/>
+            <w:tcW w:w="2923" w:type="dxa"/>
             <w:shd w:val="clear" w:color="auto" w:fill="ECECEC"/>
           </w:tcPr>
           <w:p>
@@ -1417,7 +1417,7 @@
         </w:tc>
         <w:tc>
           <w:tcPr>
-            <w:tcW w:w="7091" w:type="dxa"/>
+            <w:tcW w:w="6708" w:type="dxa"/>
             <w:shd w:val="clear" w:color="auto" w:fill="ECECEC"/>
           </w:tcPr>
           <w:p>
@@ -1438,7 +1438,7 @@
       <w:tr>
         <w:tc>
           <w:tcPr>
-            <w:tcW w:w="2540" w:type="dxa"/>
+            <w:tcW w:w="2923" w:type="dxa"/>
           </w:tcPr>
           <w:p>
             <w:pPr>
@@ -1455,7 +1455,7 @@
         </w:tc>
         <w:tc>
           <w:tcPr>
-            <w:tcW w:w="7091" w:type="dxa"/>
+            <w:tcW w:w="6708" w:type="dxa"/>
           </w:tcPr>
           <w:p>
             <w:pPr>
@@ -1474,7 +1474,7 @@
       <w:tr>
         <w:tc>
           <w:tcPr>
-            <w:tcW w:w="2540" w:type="dxa"/>
+            <w:tcW w:w="2923" w:type="dxa"/>
           </w:tcPr>
           <w:p>
             <w:pPr>
@@ -1491,7 +1491,7 @@
         </w:tc>
         <w:tc>
           <w:tcPr>
-            <w:tcW w:w="7091" w:type="dxa"/>
+            <w:tcW w:w="6708" w:type="dxa"/>
           </w:tcPr>
           <w:p>
             <w:pPr>
@@ -1510,7 +1510,7 @@
       <w:tr>
         <w:tc>
           <w:tcPr>
-            <w:tcW w:w="2540" w:type="dxa"/>
+            <w:tcW w:w="2923" w:type="dxa"/>
           </w:tcPr>
           <w:p>
             <w:pPr>
@@ -1527,7 +1527,7 @@
         </w:tc>
         <w:tc>
           <w:tcPr>
-            <w:tcW w:w="7091" w:type="dxa"/>
+            <w:tcW w:w="6708" w:type="dxa"/>
           </w:tcPr>
           <w:p>
             <w:pPr>
@@ -1546,7 +1546,7 @@
       <w:tr>
         <w:tc>
           <w:tcPr>
-            <w:tcW w:w="2540" w:type="dxa"/>
+            <w:tcW w:w="2923" w:type="dxa"/>
           </w:tcPr>
           <w:p>
             <w:pPr>
@@ -1563,7 +1563,7 @@
         </w:tc>
         <w:tc>
           <w:tcPr>
-            <w:tcW w:w="7091" w:type="dxa"/>
+            <w:tcW w:w="6708" w:type="dxa"/>
           </w:tcPr>
           <w:p>
             <w:pPr>
@@ -1582,7 +1582,7 @@
       <w:tr>
         <w:tc>
           <w:tcPr>
-            <w:tcW w:w="2540" w:type="dxa"/>
+            <w:tcW w:w="2923" w:type="dxa"/>
           </w:tcPr>
           <w:p>
             <w:pPr>
@@ -1599,7 +1599,7 @@
         </w:tc>
         <w:tc>
           <w:tcPr>
-            <w:tcW w:w="7091" w:type="dxa"/>
+            <w:tcW w:w="6708" w:type="dxa"/>
           </w:tcPr>
           <w:p>
             <w:pPr>
@@ -1618,7 +1618,7 @@
       <w:tr>
         <w:tc>
           <w:tcPr>
-            <w:tcW w:w="2540" w:type="dxa"/>
+            <w:tcW w:w="2923" w:type="dxa"/>
           </w:tcPr>
           <w:p>
             <w:pPr>
@@ -1635,7 +1635,7 @@
         </w:tc>
         <w:tc>
           <w:tcPr>
-            <w:tcW w:w="7091" w:type="dxa"/>
+            <w:tcW w:w="6708" w:type="dxa"/>
           </w:tcPr>
           <w:p>
             <w:pPr>
@@ -1654,7 +1654,7 @@
       <w:tr>
         <w:tc>
           <w:tcPr>
-            <w:tcW w:w="2540" w:type="dxa"/>
+            <w:tcW w:w="2923" w:type="dxa"/>
           </w:tcPr>
           <w:p>
             <w:pPr>
@@ -1671,7 +1671,7 @@
         </w:tc>
         <w:tc>
           <w:tcPr>
-            <w:tcW w:w="7091" w:type="dxa"/>
+            <w:tcW w:w="6708" w:type="dxa"/>
           </w:tcPr>
           <w:p>
             <w:pPr>
@@ -1690,7 +1690,7 @@
       <w:tr>
         <w:tc>
           <w:tcPr>
-            <w:tcW w:w="2540" w:type="dxa"/>
+            <w:tcW w:w="2923" w:type="dxa"/>
           </w:tcPr>
           <w:p>
             <w:pPr>
@@ -1707,7 +1707,7 @@
         </w:tc>
         <w:tc>
           <w:tcPr>
-            <w:tcW w:w="7091" w:type="dxa"/>
+            <w:tcW w:w="6708" w:type="dxa"/>
           </w:tcPr>
           <w:p>
             <w:pPr>
@@ -1726,7 +1726,7 @@
       <w:tr>
         <w:tc>
           <w:tcPr>
-            <w:tcW w:w="2540" w:type="dxa"/>
+            <w:tcW w:w="2923" w:type="dxa"/>
           </w:tcPr>
           <w:p>
             <w:pPr>
@@ -1743,7 +1743,7 @@
         </w:tc>
         <w:tc>
           <w:tcPr>
-            <w:tcW w:w="7091" w:type="dxa"/>
+            <w:tcW w:w="6708" w:type="dxa"/>
           </w:tcPr>
           <w:p>
             <w:pPr>
@@ -1762,7 +1762,7 @@
       <w:tr>
         <w:tc>
           <w:tcPr>
-            <w:tcW w:w="2540" w:type="dxa"/>
+            <w:tcW w:w="2923" w:type="dxa"/>
           </w:tcPr>
           <w:p>
             <w:pPr>
@@ -1779,7 +1779,7 @@
         </w:tc>
         <w:tc>
           <w:tcPr>
-            <w:tcW w:w="7091" w:type="dxa"/>
+            <w:tcW w:w="6708" w:type="dxa"/>
           </w:tcPr>
           <w:p>
             <w:pPr>
@@ -1825,10 +1825,10 @@
         <w:tblLook w:firstColumn="1" w:firstRow="1" w:lastColumn="0" w:lastRow="0" w:noHBand="0" w:noVBand="1" w:val="04A0"/>
       </w:tblPr>
       <w:tblGrid>
-        <w:gridCol w:w="971"/>
-        <w:gridCol w:w="3489"/>
-        <w:gridCol w:w="853"/>
-        <w:gridCol w:w="4317"/>
+        <w:gridCol w:w="1727"/>
+        <w:gridCol w:w="3158"/>
+        <w:gridCol w:w="932"/>
+        <w:gridCol w:w="3813"/>
       </w:tblGrid>
       <w:tr>
         <w:trPr>
@@ -1837,7 +1837,7 @@
         </w:trPr>
         <w:tc>
           <w:tcPr>
-            <w:tcW w:w="971" w:type="dxa"/>
+            <w:tcW w:w="1727" w:type="dxa"/>
             <w:shd w:val="clear" w:color="auto" w:fill="ECECEC"/>
           </w:tcPr>
           <w:p>
@@ -1856,7 +1856,7 @@
         </w:tc>
         <w:tc>
           <w:tcPr>
-            <w:tcW w:w="3489" w:type="dxa"/>
+            <w:tcW w:w="3158" w:type="dxa"/>
             <w:shd w:val="clear" w:color="auto" w:fill="ECECEC"/>
           </w:tcPr>
           <w:p>
@@ -1875,7 +1875,7 @@
         </w:tc>
         <w:tc>
           <w:tcPr>
-            <w:tcW w:w="853" w:type="dxa"/>
+            <w:tcW w:w="932" w:type="dxa"/>
             <w:shd w:val="clear" w:color="auto" w:fill="ECECEC"/>
           </w:tcPr>
           <w:p>
@@ -1894,7 +1894,7 @@
         </w:tc>
         <w:tc>
           <w:tcPr>
-            <w:tcW w:w="4317" w:type="dxa"/>
+            <w:tcW w:w="3813" w:type="dxa"/>
             <w:shd w:val="clear" w:color="auto" w:fill="ECECEC"/>
           </w:tcPr>
           <w:p>
@@ -1915,7 +1915,7 @@
       <w:tr>
         <w:tc>
           <w:tcPr>
-            <w:tcW w:w="971" w:type="dxa"/>
+            <w:tcW w:w="1727" w:type="dxa"/>
           </w:tcPr>
           <w:p>
             <w:pPr>
@@ -1932,7 +1932,7 @@
         </w:tc>
         <w:tc>
           <w:tcPr>
-            <w:tcW w:w="3489" w:type="dxa"/>
+            <w:tcW w:w="3158" w:type="dxa"/>
           </w:tcPr>
           <w:p>
             <w:pPr>
@@ -1949,7 +1949,7 @@
         </w:tc>
         <w:tc>
           <w:tcPr>
-            <w:tcW w:w="853" w:type="dxa"/>
+            <w:tcW w:w="932" w:type="dxa"/>
           </w:tcPr>
           <w:p>
             <w:pPr>
@@ -1966,7 +1966,7 @@
         </w:tc>
         <w:tc>
           <w:tcPr>
-            <w:tcW w:w="4317" w:type="dxa"/>
+            <w:tcW w:w="3813" w:type="dxa"/>
           </w:tcPr>
           <w:p>
             <w:pPr>
@@ -1985,7 +1985,7 @@
       <w:tr>
         <w:tc>
           <w:tcPr>
-            <w:tcW w:w="971" w:type="dxa"/>
+            <w:tcW w:w="1727" w:type="dxa"/>
           </w:tcPr>
           <w:p>
             <w:pPr>
@@ -2002,7 +2002,7 @@
         </w:tc>
         <w:tc>
           <w:tcPr>
-            <w:tcW w:w="3489" w:type="dxa"/>
+            <w:tcW w:w="3158" w:type="dxa"/>
           </w:tcPr>
           <w:p>
             <w:pPr>
@@ -2019,7 +2019,7 @@
         </w:tc>
         <w:tc>
           <w:tcPr>
-            <w:tcW w:w="853" w:type="dxa"/>
+            <w:tcW w:w="932" w:type="dxa"/>
           </w:tcPr>
           <w:p>
             <w:pPr>
@@ -2036,7 +2036,7 @@
         </w:tc>
         <w:tc>
           <w:tcPr>
-            <w:tcW w:w="4317" w:type="dxa"/>
+            <w:tcW w:w="3813" w:type="dxa"/>
           </w:tcPr>
           <w:p>
             <w:pPr>
@@ -2049,7 +2049,7 @@
       <w:tr>
         <w:tc>
           <w:tcPr>
-            <w:tcW w:w="971" w:type="dxa"/>
+            <w:tcW w:w="1727" w:type="dxa"/>
           </w:tcPr>
           <w:p>
             <w:pPr>
@@ -2066,7 +2066,7 @@
         </w:tc>
         <w:tc>
           <w:tcPr>
-            <w:tcW w:w="3489" w:type="dxa"/>
+            <w:tcW w:w="3158" w:type="dxa"/>
           </w:tcPr>
           <w:p>
             <w:pPr>
@@ -2083,7 +2083,7 @@
         </w:tc>
         <w:tc>
           <w:tcPr>
-            <w:tcW w:w="853" w:type="dxa"/>
+            <w:tcW w:w="932" w:type="dxa"/>
           </w:tcPr>
           <w:p>
             <w:pPr>
@@ -2100,7 +2100,7 @@
         </w:tc>
         <w:tc>
           <w:tcPr>
-            <w:tcW w:w="4317" w:type="dxa"/>
+            <w:tcW w:w="3813" w:type="dxa"/>
           </w:tcPr>
           <w:p>
             <w:pPr>
@@ -2119,7 +2119,7 @@
       <w:tr>
         <w:tc>
           <w:tcPr>
-            <w:tcW w:w="971" w:type="dxa"/>
+            <w:tcW w:w="1727" w:type="dxa"/>
           </w:tcPr>
           <w:p>
             <w:pPr>
@@ -2136,7 +2136,7 @@
         </w:tc>
         <w:tc>
           <w:tcPr>
-            <w:tcW w:w="3489" w:type="dxa"/>
+            <w:tcW w:w="3158" w:type="dxa"/>
           </w:tcPr>
           <w:p>
             <w:pPr>
@@ -2153,7 +2153,7 @@
         </w:tc>
         <w:tc>
           <w:tcPr>
-            <w:tcW w:w="853" w:type="dxa"/>
+            <w:tcW w:w="932" w:type="dxa"/>
           </w:tcPr>
           <w:p>
             <w:pPr>
@@ -2170,7 +2170,7 @@
         </w:tc>
         <w:tc>
           <w:tcPr>
-            <w:tcW w:w="4317" w:type="dxa"/>
+            <w:tcW w:w="3813" w:type="dxa"/>
           </w:tcPr>
           <w:p>
             <w:pPr>
@@ -2189,7 +2189,7 @@
       <w:tr>
         <w:tc>
           <w:tcPr>
-            <w:tcW w:w="971" w:type="dxa"/>
+            <w:tcW w:w="1727" w:type="dxa"/>
           </w:tcPr>
           <w:p>
             <w:pPr>
@@ -2206,7 +2206,7 @@
         </w:tc>
         <w:tc>
           <w:tcPr>
-            <w:tcW w:w="3489" w:type="dxa"/>
+            <w:tcW w:w="3158" w:type="dxa"/>
           </w:tcPr>
           <w:p>
             <w:pPr>
@@ -2223,7 +2223,7 @@
         </w:tc>
         <w:tc>
           <w:tcPr>
-            <w:tcW w:w="853" w:type="dxa"/>
+            <w:tcW w:w="932" w:type="dxa"/>
           </w:tcPr>
           <w:p>
             <w:pPr>
@@ -2240,7 +2240,7 @@
         </w:tc>
         <w:tc>
           <w:tcPr>
-            <w:tcW w:w="4317" w:type="dxa"/>
+            <w:tcW w:w="3813" w:type="dxa"/>
           </w:tcPr>
           <w:p>
             <w:pPr>
@@ -2259,7 +2259,7 @@
       <w:tr>
         <w:tc>
           <w:tcPr>
-            <w:tcW w:w="971" w:type="dxa"/>
+            <w:tcW w:w="1727" w:type="dxa"/>
           </w:tcPr>
           <w:p>
             <w:pPr>
@@ -2276,7 +2276,7 @@
         </w:tc>
         <w:tc>
           <w:tcPr>
-            <w:tcW w:w="3489" w:type="dxa"/>
+            <w:tcW w:w="3158" w:type="dxa"/>
           </w:tcPr>
           <w:p>
             <w:pPr>
@@ -2293,7 +2293,7 @@
         </w:tc>
         <w:tc>
           <w:tcPr>
-            <w:tcW w:w="853" w:type="dxa"/>
+            <w:tcW w:w="932" w:type="dxa"/>
           </w:tcPr>
           <w:p>
             <w:pPr>
@@ -2310,7 +2310,7 @@
         </w:tc>
         <w:tc>
           <w:tcPr>
-            <w:tcW w:w="4317" w:type="dxa"/>
+            <w:tcW w:w="3813" w:type="dxa"/>
           </w:tcPr>
           <w:p>
             <w:pPr>
@@ -2323,7 +2323,7 @@
       <w:tr>
         <w:tc>
           <w:tcPr>
-            <w:tcW w:w="971" w:type="dxa"/>
+            <w:tcW w:w="1727" w:type="dxa"/>
           </w:tcPr>
           <w:p>
             <w:pPr>
@@ -2340,7 +2340,7 @@
         </w:tc>
         <w:tc>
           <w:tcPr>
-            <w:tcW w:w="3489" w:type="dxa"/>
+            <w:tcW w:w="3158" w:type="dxa"/>
           </w:tcPr>
           <w:p>
             <w:pPr>
@@ -2357,7 +2357,7 @@
         </w:tc>
         <w:tc>
           <w:tcPr>
-            <w:tcW w:w="853" w:type="dxa"/>
+            <w:tcW w:w="932" w:type="dxa"/>
           </w:tcPr>
           <w:p>
             <w:pPr>
@@ -2374,7 +2374,7 @@
         </w:tc>
         <w:tc>
           <w:tcPr>
-            <w:tcW w:w="4317" w:type="dxa"/>
+            <w:tcW w:w="3813" w:type="dxa"/>
           </w:tcPr>
           <w:p>
             <w:pPr>
@@ -2431,9 +2431,9 @@
         <w:tblLook w:firstColumn="1" w:firstRow="1" w:lastColumn="0" w:lastRow="0" w:noHBand="0" w:noVBand="1" w:val="04A0"/>
       </w:tblPr>
       <w:tblGrid>
-        <w:gridCol w:w="892"/>
-        <w:gridCol w:w="2977"/>
-        <w:gridCol w:w="5762"/>
+        <w:gridCol w:w="1567"/>
+        <w:gridCol w:w="2767"/>
+        <w:gridCol w:w="5296"/>
       </w:tblGrid>
       <w:tr>
         <w:trPr>
@@ -2442,7 +2442,7 @@
         </w:trPr>
         <w:tc>
           <w:tcPr>
-            <w:tcW w:w="892" w:type="dxa"/>
+            <w:tcW w:w="1567" w:type="dxa"/>
             <w:shd w:val="clear" w:color="auto" w:fill="ECECEC"/>
           </w:tcPr>
           <w:p>
@@ -2461,7 +2461,7 @@
         </w:tc>
         <w:tc>
           <w:tcPr>
-            <w:tcW w:w="2977" w:type="dxa"/>
+            <w:tcW w:w="2767" w:type="dxa"/>
             <w:shd w:val="clear" w:color="auto" w:fill="ECECEC"/>
           </w:tcPr>
           <w:p>
@@ -2480,7 +2480,7 @@
         </w:tc>
         <w:tc>
           <w:tcPr>
-            <w:tcW w:w="5762" w:type="dxa"/>
+            <w:tcW w:w="5296" w:type="dxa"/>
             <w:shd w:val="clear" w:color="auto" w:fill="ECECEC"/>
           </w:tcPr>
           <w:p>
@@ -2501,7 +2501,7 @@
       <w:tr>
         <w:tc>
           <w:tcPr>
-            <w:tcW w:w="892" w:type="dxa"/>
+            <w:tcW w:w="1567" w:type="dxa"/>
           </w:tcPr>
           <w:p>
             <w:pPr>
@@ -2518,7 +2518,7 @@
         </w:tc>
         <w:tc>
           <w:tcPr>
-            <w:tcW w:w="2977" w:type="dxa"/>
+            <w:tcW w:w="2767" w:type="dxa"/>
           </w:tcPr>
           <w:p>
             <w:pPr>
@@ -2535,7 +2535,7 @@
         </w:tc>
         <w:tc>
           <w:tcPr>
-            <w:tcW w:w="5762" w:type="dxa"/>
+            <w:tcW w:w="5296" w:type="dxa"/>
           </w:tcPr>
           <w:p>
             <w:pPr>
@@ -2554,7 +2554,7 @@
       <w:tr>
         <w:tc>
           <w:tcPr>
-            <w:tcW w:w="892" w:type="dxa"/>
+            <w:tcW w:w="1567" w:type="dxa"/>
           </w:tcPr>
           <w:p>
             <w:pPr>
@@ -2571,7 +2571,7 @@
         </w:tc>
         <w:tc>
           <w:tcPr>
-            <w:tcW w:w="2977" w:type="dxa"/>
+            <w:tcW w:w="2767" w:type="dxa"/>
           </w:tcPr>
           <w:p>
             <w:pPr>
@@ -2588,7 +2588,7 @@
         </w:tc>
         <w:tc>
           <w:tcPr>
-            <w:tcW w:w="5762" w:type="dxa"/>
+            <w:tcW w:w="5296" w:type="dxa"/>
           </w:tcPr>
           <w:p>
             <w:pPr>
@@ -2607,7 +2607,7 @@
       <w:tr>
         <w:tc>
           <w:tcPr>
-            <w:tcW w:w="892" w:type="dxa"/>
+            <w:tcW w:w="1567" w:type="dxa"/>
           </w:tcPr>
           <w:p>
             <w:pPr>
@@ -2624,7 +2624,7 @@
         </w:tc>
         <w:tc>
           <w:tcPr>
-            <w:tcW w:w="2977" w:type="dxa"/>
+            <w:tcW w:w="2767" w:type="dxa"/>
           </w:tcPr>
           <w:p>
             <w:pPr>
@@ -2641,7 +2641,7 @@
         </w:tc>
         <w:tc>
           <w:tcPr>
-            <w:tcW w:w="5762" w:type="dxa"/>
+            <w:tcW w:w="5296" w:type="dxa"/>
           </w:tcPr>
           <w:p>
             <w:pPr>
@@ -2660,7 +2660,7 @@
       <w:tr>
         <w:tc>
           <w:tcPr>
-            <w:tcW w:w="892" w:type="dxa"/>
+            <w:tcW w:w="1567" w:type="dxa"/>
           </w:tcPr>
           <w:p>
             <w:pPr>
@@ -2677,7 +2677,7 @@
         </w:tc>
         <w:tc>
           <w:tcPr>
-            <w:tcW w:w="2977" w:type="dxa"/>
+            <w:tcW w:w="2767" w:type="dxa"/>
           </w:tcPr>
           <w:p>
             <w:pPr>
@@ -2694,7 +2694,7 @@
         </w:tc>
         <w:tc>
           <w:tcPr>
-            <w:tcW w:w="5762" w:type="dxa"/>
+            <w:tcW w:w="5296" w:type="dxa"/>
           </w:tcPr>
           <w:p>
             <w:pPr>
@@ -2713,7 +2713,7 @@
       <w:tr>
         <w:tc>
           <w:tcPr>
-            <w:tcW w:w="892" w:type="dxa"/>
+            <w:tcW w:w="1567" w:type="dxa"/>
           </w:tcPr>
           <w:p>
             <w:pPr>
@@ -2730,7 +2730,7 @@
         </w:tc>
         <w:tc>
           <w:tcPr>
-            <w:tcW w:w="2977" w:type="dxa"/>
+            <w:tcW w:w="2767" w:type="dxa"/>
           </w:tcPr>
           <w:p>
             <w:pPr>
@@ -2747,7 +2747,7 @@
         </w:tc>
         <w:tc>
           <w:tcPr>
-            <w:tcW w:w="5762" w:type="dxa"/>
+            <w:tcW w:w="5296" w:type="dxa"/>
           </w:tcPr>
           <w:p>
             <w:pPr>
@@ -2793,11 +2793,11 @@
         <w:tblLook w:firstColumn="1" w:firstRow="1" w:lastColumn="0" w:lastRow="0" w:noHBand="0" w:noVBand="1" w:val="04A0"/>
       </w:tblPr>
       <w:tblGrid>
-        <w:gridCol w:w="2596"/>
-        <w:gridCol w:w="1817"/>
-        <w:gridCol w:w="1251"/>
-        <w:gridCol w:w="1133"/>
-        <w:gridCol w:w="2832"/>
+        <w:gridCol w:w="2052"/>
+        <w:gridCol w:w="1877"/>
+        <w:gridCol w:w="1750"/>
+        <w:gridCol w:w="1543"/>
+        <w:gridCol w:w="2408"/>
       </w:tblGrid>
       <w:tr>
         <w:trPr>
@@ -2806,7 +2806,7 @@
         </w:trPr>
         <w:tc>
           <w:tcPr>
-            <w:tcW w:w="2596" w:type="dxa"/>
+            <w:tcW w:w="2052" w:type="dxa"/>
             <w:shd w:val="clear" w:color="auto" w:fill="ECECEC"/>
           </w:tcPr>
           <w:p>
@@ -2825,7 +2825,7 @@
         </w:tc>
         <w:tc>
           <w:tcPr>
-            <w:tcW w:w="1817" w:type="dxa"/>
+            <w:tcW w:w="1877" w:type="dxa"/>
             <w:shd w:val="clear" w:color="auto" w:fill="ECECEC"/>
           </w:tcPr>
           <w:p>
@@ -2844,7 +2844,7 @@
         </w:tc>
         <w:tc>
           <w:tcPr>
-            <w:tcW w:w="1251" w:type="dxa"/>
+            <w:tcW w:w="1750" w:type="dxa"/>
             <w:shd w:val="clear" w:color="auto" w:fill="ECECEC"/>
           </w:tcPr>
           <w:p>
@@ -2863,7 +2863,7 @@
         </w:tc>
         <w:tc>
           <w:tcPr>
-            <w:tcW w:w="1133" w:type="dxa"/>
+            <w:tcW w:w="1543" w:type="dxa"/>
             <w:shd w:val="clear" w:color="auto" w:fill="ECECEC"/>
           </w:tcPr>
           <w:p>
@@ -2882,7 +2882,7 @@
         </w:tc>
         <w:tc>
           <w:tcPr>
-            <w:tcW w:w="2832" w:type="dxa"/>
+            <w:tcW w:w="2408" w:type="dxa"/>
             <w:shd w:val="clear" w:color="auto" w:fill="ECECEC"/>
           </w:tcPr>
           <w:p>
@@ -2903,7 +2903,7 @@
       <w:tr>
         <w:tc>
           <w:tcPr>
-            <w:tcW w:w="2596" w:type="dxa"/>
+            <w:tcW w:w="2052" w:type="dxa"/>
           </w:tcPr>
           <w:p>
             <w:pPr>
@@ -2920,7 +2920,7 @@
         </w:tc>
         <w:tc>
           <w:tcPr>
-            <w:tcW w:w="1817" w:type="dxa"/>
+            <w:tcW w:w="1877" w:type="dxa"/>
           </w:tcPr>
           <w:p>
             <w:pPr>
@@ -2937,7 +2937,7 @@
         </w:tc>
         <w:tc>
           <w:tcPr>
-            <w:tcW w:w="1251" w:type="dxa"/>
+            <w:tcW w:w="1750" w:type="dxa"/>
           </w:tcPr>
           <w:p>
             <w:pPr>
@@ -2954,7 +2954,7 @@
         </w:tc>
         <w:tc>
           <w:tcPr>
-            <w:tcW w:w="1133" w:type="dxa"/>
+            <w:tcW w:w="1543" w:type="dxa"/>
           </w:tcPr>
           <w:p>
             <w:pPr>
@@ -2971,7 +2971,7 @@
         </w:tc>
         <w:tc>
           <w:tcPr>
-            <w:tcW w:w="2832" w:type="dxa"/>
+            <w:tcW w:w="2408" w:type="dxa"/>
           </w:tcPr>
           <w:p>
             <w:pPr>
@@ -2990,7 +2990,7 @@
       <w:tr>
         <w:tc>
           <w:tcPr>
-            <w:tcW w:w="2596" w:type="dxa"/>
+            <w:tcW w:w="2052" w:type="dxa"/>
           </w:tcPr>
           <w:p>
             <w:pPr>
@@ -3007,7 +3007,7 @@
         </w:tc>
         <w:tc>
           <w:tcPr>
-            <w:tcW w:w="1817" w:type="dxa"/>
+            <w:tcW w:w="1877" w:type="dxa"/>
           </w:tcPr>
           <w:p>
             <w:pPr>
@@ -3024,7 +3024,7 @@
         </w:tc>
         <w:tc>
           <w:tcPr>
-            <w:tcW w:w="1251" w:type="dxa"/>
+            <w:tcW w:w="1750" w:type="dxa"/>
           </w:tcPr>
           <w:p>
             <w:pPr>
@@ -3041,7 +3041,7 @@
         </w:tc>
         <w:tc>
           <w:tcPr>
-            <w:tcW w:w="1133" w:type="dxa"/>
+            <w:tcW w:w="1543" w:type="dxa"/>
           </w:tcPr>
           <w:p>
             <w:pPr>
@@ -3058,7 +3058,7 @@
         </w:tc>
         <w:tc>
           <w:tcPr>
-            <w:tcW w:w="2832" w:type="dxa"/>
+            <w:tcW w:w="2408" w:type="dxa"/>
           </w:tcPr>
           <w:p>
             <w:pPr>
@@ -3077,7 +3077,7 @@
       <w:tr>
         <w:tc>
           <w:tcPr>
-            <w:tcW w:w="2596" w:type="dxa"/>
+            <w:tcW w:w="2052" w:type="dxa"/>
           </w:tcPr>
           <w:p>
             <w:pPr>
@@ -3094,7 +3094,7 @@
         </w:tc>
         <w:tc>
           <w:tcPr>
-            <w:tcW w:w="1817" w:type="dxa"/>
+            <w:tcW w:w="1877" w:type="dxa"/>
           </w:tcPr>
           <w:p>
             <w:pPr>
@@ -3111,7 +3111,7 @@
         </w:tc>
         <w:tc>
           <w:tcPr>
-            <w:tcW w:w="1251" w:type="dxa"/>
+            <w:tcW w:w="1750" w:type="dxa"/>
           </w:tcPr>
           <w:p>
             <w:pPr>
@@ -3128,7 +3128,7 @@
         </w:tc>
         <w:tc>
           <w:tcPr>
-            <w:tcW w:w="1133" w:type="dxa"/>
+            <w:tcW w:w="1543" w:type="dxa"/>
           </w:tcPr>
           <w:p>
             <w:pPr>
@@ -3145,7 +3145,7 @@
         </w:tc>
         <w:tc>
           <w:tcPr>
-            <w:tcW w:w="2832" w:type="dxa"/>
+            <w:tcW w:w="2408" w:type="dxa"/>
           </w:tcPr>
           <w:p>
             <w:pPr>
@@ -3164,7 +3164,7 @@
       <w:tr>
         <w:tc>
           <w:tcPr>
-            <w:tcW w:w="2596" w:type="dxa"/>
+            <w:tcW w:w="2052" w:type="dxa"/>
           </w:tcPr>
           <w:p>
             <w:pPr>
@@ -3181,7 +3181,7 @@
         </w:tc>
         <w:tc>
           <w:tcPr>
-            <w:tcW w:w="1817" w:type="dxa"/>
+            <w:tcW w:w="1877" w:type="dxa"/>
           </w:tcPr>
           <w:p>
             <w:pPr>
@@ -3198,7 +3198,7 @@
         </w:tc>
         <w:tc>
           <w:tcPr>
-            <w:tcW w:w="1251" w:type="dxa"/>
+            <w:tcW w:w="1750" w:type="dxa"/>
           </w:tcPr>
           <w:p>
             <w:pPr>
@@ -3215,7 +3215,7 @@
         </w:tc>
         <w:tc>
           <w:tcPr>
-            <w:tcW w:w="1133" w:type="dxa"/>
+            <w:tcW w:w="1543" w:type="dxa"/>
           </w:tcPr>
           <w:p>
             <w:pPr>
@@ -3232,7 +3232,7 @@
         </w:tc>
         <w:tc>
           <w:tcPr>
-            <w:tcW w:w="2832" w:type="dxa"/>
+            <w:tcW w:w="2408" w:type="dxa"/>
           </w:tcPr>
           <w:p>
             <w:pPr>
@@ -3251,7 +3251,7 @@
       <w:tr>
         <w:tc>
           <w:tcPr>
-            <w:tcW w:w="2596" w:type="dxa"/>
+            <w:tcW w:w="2052" w:type="dxa"/>
           </w:tcPr>
           <w:p>
             <w:pPr>
@@ -3268,7 +3268,7 @@
         </w:tc>
         <w:tc>
           <w:tcPr>
-            <w:tcW w:w="1817" w:type="dxa"/>
+            <w:tcW w:w="1877" w:type="dxa"/>
           </w:tcPr>
           <w:p>
             <w:pPr>
@@ -3285,7 +3285,7 @@
         </w:tc>
         <w:tc>
           <w:tcPr>
-            <w:tcW w:w="1251" w:type="dxa"/>
+            <w:tcW w:w="1750" w:type="dxa"/>
           </w:tcPr>
           <w:p>
             <w:pPr>
@@ -3302,7 +3302,7 @@
         </w:tc>
         <w:tc>
           <w:tcPr>
-            <w:tcW w:w="1133" w:type="dxa"/>
+            <w:tcW w:w="1543" w:type="dxa"/>
           </w:tcPr>
           <w:p>
             <w:pPr>
@@ -3319,7 +3319,7 @@
         </w:tc>
         <w:tc>
           <w:tcPr>
-            <w:tcW w:w="2832" w:type="dxa"/>
+            <w:tcW w:w="2408" w:type="dxa"/>
           </w:tcPr>
           <w:p>
             <w:pPr>
@@ -3338,7 +3338,7 @@
       <w:tr>
         <w:tc>
           <w:tcPr>
-            <w:tcW w:w="2596" w:type="dxa"/>
+            <w:tcW w:w="2052" w:type="dxa"/>
           </w:tcPr>
           <w:p>
             <w:pPr>
@@ -3355,7 +3355,7 @@
         </w:tc>
         <w:tc>
           <w:tcPr>
-            <w:tcW w:w="1817" w:type="dxa"/>
+            <w:tcW w:w="1877" w:type="dxa"/>
           </w:tcPr>
           <w:p>
             <w:pPr>
@@ -3372,7 +3372,7 @@
         </w:tc>
         <w:tc>
           <w:tcPr>
-            <w:tcW w:w="1251" w:type="dxa"/>
+            <w:tcW w:w="1750" w:type="dxa"/>
           </w:tcPr>
           <w:p>
             <w:pPr>
@@ -3389,7 +3389,7 @@
         </w:tc>
         <w:tc>
           <w:tcPr>
-            <w:tcW w:w="1133" w:type="dxa"/>
+            <w:tcW w:w="1543" w:type="dxa"/>
           </w:tcPr>
           <w:p>
             <w:pPr>
@@ -3406,7 +3406,7 @@
         </w:tc>
         <w:tc>
           <w:tcPr>
-            <w:tcW w:w="2832" w:type="dxa"/>
+            <w:tcW w:w="2408" w:type="dxa"/>
           </w:tcPr>
           <w:p>
             <w:pPr>
